--- a/Chapter 7/Chapter 7.docx
+++ b/Chapter 7/Chapter 7.docx
@@ -34,7 +34,6 @@
       </w:pPr>
       <w:r>
         <w:rPr>
-          <w:b/>
           <w:bCs/>
           <w:sz w:val="28"/>
           <w:szCs w:val="28"/>
@@ -217,144 +216,139 @@
       </w:pPr>
       <w:r>
         <w:rPr>
+          <w:bCs/>
+          <w:sz w:val="28"/>
+          <w:szCs w:val="28"/>
+        </w:rPr>
+        <w:t xml:space="preserve">2. </w:t>
+      </w:r>
+      <w:r>
+        <w:rPr>
+          <w:bCs/>
+          <w:sz w:val="28"/>
+          <w:szCs w:val="28"/>
+        </w:rPr>
+        <w:t>(Card Shuffling and Dealing)</w:t>
+      </w:r>
+      <w:r>
+        <w:rPr>
+          <w:sz w:val="28"/>
+          <w:szCs w:val="28"/>
+        </w:rPr>
+        <w:t xml:space="preserve"> </w:t>
+      </w:r>
+    </w:p>
+    <w:p>
+      <w:pPr>
+        <w:rPr>
+          <w:sz w:val="28"/>
+          <w:szCs w:val="28"/>
+        </w:rPr>
+      </w:pPr>
+      <w:r>
+        <w:rPr>
+          <w:sz w:val="28"/>
+          <w:szCs w:val="28"/>
+        </w:rPr>
+        <w:t xml:space="preserve">Use the methods developed in Exercise </w:t>
+      </w:r>
+      <w:r>
+        <w:rPr>
+          <w:sz w:val="28"/>
+          <w:szCs w:val="28"/>
+        </w:rPr>
+        <w:t>1</w:t>
+      </w:r>
+      <w:r>
+        <w:rPr>
+          <w:sz w:val="28"/>
+          <w:szCs w:val="28"/>
+        </w:rPr>
+        <w:t xml:space="preserve"> to write an application that deals two five-card poker hands, evaluates each hand and determines which is better. </w:t>
+      </w:r>
+    </w:p>
+    <w:p>
+      <w:pPr>
+        <w:rPr>
+          <w:sz w:val="28"/>
+          <w:szCs w:val="28"/>
+        </w:rPr>
+      </w:pPr>
+    </w:p>
+    <w:p>
+      <w:pPr>
+        <w:rPr>
           <w:b/>
           <w:bCs/>
           <w:sz w:val="28"/>
           <w:szCs w:val="28"/>
         </w:rPr>
-        <w:t xml:space="preserve">2. </w:t>
-      </w:r>
-      <w:r>
+      </w:pPr>
+      <w:r>
+        <w:rPr>
+          <w:bCs/>
+          <w:sz w:val="28"/>
+          <w:szCs w:val="28"/>
+        </w:rPr>
+        <w:t>3.</w:t>
+      </w:r>
+      <w:r>
+        <w:rPr>
+          <w:bCs/>
+          <w:sz w:val="28"/>
+          <w:szCs w:val="28"/>
+        </w:rPr>
+        <w:t xml:space="preserve"> (Project: Card Shuffling and Dealing) </w:t>
+      </w:r>
+    </w:p>
+    <w:p>
+      <w:pPr>
+        <w:rPr>
+          <w:sz w:val="28"/>
+          <w:szCs w:val="28"/>
+        </w:rPr>
+      </w:pPr>
+      <w:r>
+        <w:rPr>
+          <w:sz w:val="28"/>
+          <w:szCs w:val="28"/>
+        </w:rPr>
+        <w:t xml:space="preserve">Modify the application developed in Exercise </w:t>
+      </w:r>
+      <w:r>
+        <w:rPr>
+          <w:sz w:val="28"/>
+          <w:szCs w:val="28"/>
+        </w:rPr>
+        <w:t>2</w:t>
+      </w:r>
+      <w:r>
+        <w:rPr>
+          <w:sz w:val="28"/>
+          <w:szCs w:val="28"/>
+        </w:rPr>
+        <w:t xml:space="preserve"> so that it can simulate the dealer. The dealer’s five-card hand is dealt “face down,” so the player cannot see it. The application should then evaluate the dealer’s hand, and, based on the quality of the hand, the dealer should draw one, two or three more cards to replace the corresponding number of unneeded cards in the original hand. The application should then reevaluate the dealer’s hand. [Caution: This is a difficult problem!] </w:t>
+      </w:r>
+    </w:p>
+    <w:p>
+      <w:pPr>
+        <w:rPr>
+          <w:sz w:val="28"/>
+          <w:szCs w:val="28"/>
+        </w:rPr>
+      </w:pPr>
+    </w:p>
+    <w:p>
+      <w:pPr>
         <w:rPr>
           <w:b/>
           <w:bCs/>
           <w:sz w:val="28"/>
           <w:szCs w:val="28"/>
         </w:rPr>
-        <w:t>(Card Shuffling and Dealing)</w:t>
-      </w:r>
-      <w:r>
-        <w:rPr>
-          <w:sz w:val="28"/>
-          <w:szCs w:val="28"/>
-        </w:rPr>
-        <w:t xml:space="preserve"> </w:t>
-      </w:r>
-    </w:p>
-    <w:p>
-      <w:pPr>
-        <w:rPr>
-          <w:sz w:val="28"/>
-          <w:szCs w:val="28"/>
-        </w:rPr>
-      </w:pPr>
-      <w:r>
-        <w:rPr>
-          <w:sz w:val="28"/>
-          <w:szCs w:val="28"/>
-        </w:rPr>
-        <w:t xml:space="preserve">Use the methods developed in Exercise </w:t>
-      </w:r>
-      <w:r>
-        <w:rPr>
-          <w:sz w:val="28"/>
-          <w:szCs w:val="28"/>
-        </w:rPr>
-        <w:t>1</w:t>
-      </w:r>
-      <w:r>
-        <w:rPr>
-          <w:sz w:val="28"/>
-          <w:szCs w:val="28"/>
-        </w:rPr>
-        <w:t xml:space="preserve"> to write an application that deals two five-card poker hands, evaluates each hand and determines which is better. </w:t>
-      </w:r>
-    </w:p>
-    <w:p>
-      <w:pPr>
-        <w:rPr>
-          <w:sz w:val="28"/>
-          <w:szCs w:val="28"/>
-        </w:rPr>
-      </w:pPr>
-    </w:p>
-    <w:p>
-      <w:pPr>
-        <w:rPr>
-          <w:b/>
-          <w:bCs/>
-          <w:sz w:val="28"/>
-          <w:szCs w:val="28"/>
-        </w:rPr>
-      </w:pPr>
-      <w:r>
-        <w:rPr>
-          <w:b/>
-          <w:bCs/>
-          <w:sz w:val="28"/>
-          <w:szCs w:val="28"/>
-        </w:rPr>
-        <w:t>3.</w:t>
-      </w:r>
-      <w:r>
-        <w:rPr>
-          <w:b/>
-          <w:bCs/>
-          <w:sz w:val="28"/>
-          <w:szCs w:val="28"/>
-        </w:rPr>
-        <w:t xml:space="preserve"> (Project: Card Shuffling and Dealing) </w:t>
-      </w:r>
-    </w:p>
-    <w:p>
-      <w:pPr>
-        <w:rPr>
-          <w:sz w:val="28"/>
-          <w:szCs w:val="28"/>
-        </w:rPr>
-      </w:pPr>
-      <w:r>
-        <w:rPr>
-          <w:sz w:val="28"/>
-          <w:szCs w:val="28"/>
-        </w:rPr>
-        <w:t xml:space="preserve">Modify the application developed in Exercise </w:t>
-      </w:r>
-      <w:r>
-        <w:rPr>
-          <w:sz w:val="28"/>
-          <w:szCs w:val="28"/>
-        </w:rPr>
-        <w:t>2</w:t>
-      </w:r>
-      <w:r>
-        <w:rPr>
-          <w:sz w:val="28"/>
-          <w:szCs w:val="28"/>
-        </w:rPr>
-        <w:t xml:space="preserve"> so that it can simulate the dealer. The dealer’s five-card hand is dealt “face down,” so the player cannot see it. The application should then evaluate the dealer’s hand, and, based on the quality of the hand, the dealer should draw one, two or three more cards to replace the corresponding number of unneeded cards in the original hand. The application should then reevaluate the dealer’s hand. [Caution: This is a difficult problem!] </w:t>
-      </w:r>
-    </w:p>
-    <w:p>
-      <w:pPr>
-        <w:rPr>
-          <w:sz w:val="28"/>
-          <w:szCs w:val="28"/>
-        </w:rPr>
-      </w:pPr>
-    </w:p>
-    <w:p>
-      <w:pPr>
-        <w:rPr>
-          <w:b/>
-          <w:bCs/>
-          <w:sz w:val="28"/>
-          <w:szCs w:val="28"/>
-        </w:rPr>
-      </w:pPr>
-      <w:r>
-        <w:rPr>
-          <w:b/>
+      </w:pPr>
+      <w:r>
+        <w:rPr>
           <w:bCs/>
           <w:sz w:val="28"/>
           <w:szCs w:val="28"/>
@@ -363,7 +357,6 @@
       </w:r>
       <w:r>
         <w:rPr>
-          <w:b/>
           <w:bCs/>
           <w:sz w:val="28"/>
           <w:szCs w:val="28"/>
@@ -427,145 +420,143 @@
       </w:pPr>
       <w:r>
         <w:rPr>
+          <w:bCs/>
+          <w:sz w:val="28"/>
+          <w:szCs w:val="28"/>
+        </w:rPr>
+        <w:t xml:space="preserve">7.20 (Project: Card Shuffling and Dealing) </w:t>
+      </w:r>
+    </w:p>
+    <w:p>
+      <w:pPr>
+        <w:rPr>
+          <w:sz w:val="28"/>
+          <w:szCs w:val="28"/>
+        </w:rPr>
+      </w:pPr>
+      <w:r>
+        <w:rPr>
+          <w:sz w:val="28"/>
+          <w:szCs w:val="28"/>
+        </w:rPr>
+        <w:t xml:space="preserve">Modify the application of Figs. 7.11–7.13 to use Face and Suit </w:t>
+      </w:r>
+      <w:proofErr w:type="spellStart"/>
+      <w:r>
+        <w:rPr>
+          <w:sz w:val="28"/>
+          <w:szCs w:val="28"/>
+        </w:rPr>
+        <w:t>enum</w:t>
+      </w:r>
+      <w:proofErr w:type="spellEnd"/>
+      <w:r>
+        <w:rPr>
+          <w:sz w:val="28"/>
+          <w:szCs w:val="28"/>
+        </w:rPr>
+        <w:t xml:space="preserve"> types to represent the faces and suits of the cards. Declare each of these </w:t>
+      </w:r>
+      <w:proofErr w:type="spellStart"/>
+      <w:r>
+        <w:rPr>
+          <w:sz w:val="28"/>
+          <w:szCs w:val="28"/>
+        </w:rPr>
+        <w:t>enum</w:t>
+      </w:r>
+      <w:proofErr w:type="spellEnd"/>
+      <w:r>
+        <w:rPr>
+          <w:sz w:val="28"/>
+          <w:szCs w:val="28"/>
+        </w:rPr>
+        <w:t xml:space="preserve"> types as a public type in its own source-code file. Each Card should have a Face and a Suit instance variable. These should be initialized by the Card constructor. In class </w:t>
+      </w:r>
+      <w:proofErr w:type="spellStart"/>
+      <w:r>
+        <w:rPr>
+          <w:sz w:val="28"/>
+          <w:szCs w:val="28"/>
+        </w:rPr>
+        <w:t>DeckOfCards</w:t>
+      </w:r>
+      <w:proofErr w:type="spellEnd"/>
+      <w:r>
+        <w:rPr>
+          <w:sz w:val="28"/>
+          <w:szCs w:val="28"/>
+        </w:rPr>
+        <w:t xml:space="preserve">, create an array of Faces that’s initialized with the names of the constants in the Face </w:t>
+      </w:r>
+      <w:proofErr w:type="spellStart"/>
+      <w:r>
+        <w:rPr>
+          <w:sz w:val="28"/>
+          <w:szCs w:val="28"/>
+        </w:rPr>
+        <w:t>enum</w:t>
+      </w:r>
+      <w:proofErr w:type="spellEnd"/>
+      <w:r>
+        <w:rPr>
+          <w:sz w:val="28"/>
+          <w:szCs w:val="28"/>
+        </w:rPr>
+        <w:t xml:space="preserve"> type and an array of Suits that’s initialized with the names of the constants in the Suit </w:t>
+      </w:r>
+      <w:proofErr w:type="spellStart"/>
+      <w:r>
+        <w:rPr>
+          <w:sz w:val="28"/>
+          <w:szCs w:val="28"/>
+        </w:rPr>
+        <w:t>enum</w:t>
+      </w:r>
+      <w:proofErr w:type="spellEnd"/>
+      <w:r>
+        <w:rPr>
+          <w:sz w:val="28"/>
+          <w:szCs w:val="28"/>
+        </w:rPr>
+        <w:t xml:space="preserve"> type. [Note: When you output an </w:t>
+      </w:r>
+      <w:proofErr w:type="spellStart"/>
+      <w:r>
+        <w:rPr>
+          <w:sz w:val="28"/>
+          <w:szCs w:val="28"/>
+        </w:rPr>
+        <w:t>enum</w:t>
+      </w:r>
+      <w:proofErr w:type="spellEnd"/>
+      <w:r>
+        <w:rPr>
+          <w:sz w:val="28"/>
+          <w:szCs w:val="28"/>
+        </w:rPr>
+        <w:t xml:space="preserve"> constant as a String, the name of the constant is displayed.] </w:t>
+      </w:r>
+    </w:p>
+    <w:p>
+      <w:pPr>
+        <w:rPr>
+          <w:sz w:val="28"/>
+          <w:szCs w:val="28"/>
+        </w:rPr>
+      </w:pPr>
+    </w:p>
+    <w:p>
+      <w:pPr>
+        <w:rPr>
           <w:b/>
           <w:bCs/>
           <w:sz w:val="28"/>
           <w:szCs w:val="28"/>
         </w:rPr>
-        <w:t xml:space="preserve">7.20 (Project: Card Shuffling and Dealing) </w:t>
-      </w:r>
-    </w:p>
-    <w:p>
-      <w:pPr>
-        <w:rPr>
-          <w:sz w:val="28"/>
-          <w:szCs w:val="28"/>
-        </w:rPr>
-      </w:pPr>
-      <w:r>
-        <w:rPr>
-          <w:sz w:val="28"/>
-          <w:szCs w:val="28"/>
-        </w:rPr>
-        <w:t xml:space="preserve">Modify the application of Figs. 7.11–7.13 to use Face and Suit </w:t>
-      </w:r>
-      <w:proofErr w:type="spellStart"/>
-      <w:r>
-        <w:rPr>
-          <w:sz w:val="28"/>
-          <w:szCs w:val="28"/>
-        </w:rPr>
-        <w:t>enum</w:t>
-      </w:r>
-      <w:proofErr w:type="spellEnd"/>
-      <w:r>
-        <w:rPr>
-          <w:sz w:val="28"/>
-          <w:szCs w:val="28"/>
-        </w:rPr>
-        <w:t xml:space="preserve"> types to represent the faces and suits of the cards. Declare each of these </w:t>
-      </w:r>
-      <w:proofErr w:type="spellStart"/>
-      <w:r>
-        <w:rPr>
-          <w:sz w:val="28"/>
-          <w:szCs w:val="28"/>
-        </w:rPr>
-        <w:t>enum</w:t>
-      </w:r>
-      <w:proofErr w:type="spellEnd"/>
-      <w:r>
-        <w:rPr>
-          <w:sz w:val="28"/>
-          <w:szCs w:val="28"/>
-        </w:rPr>
-        <w:t xml:space="preserve"> types as a public type in its own source-code file. Each Card should have a Face and a Suit instance variable. These should be initialized by the Card constructor. In class </w:t>
-      </w:r>
-      <w:proofErr w:type="spellStart"/>
-      <w:r>
-        <w:rPr>
-          <w:sz w:val="28"/>
-          <w:szCs w:val="28"/>
-        </w:rPr>
-        <w:t>DeckOfCards</w:t>
-      </w:r>
-      <w:proofErr w:type="spellEnd"/>
-      <w:r>
-        <w:rPr>
-          <w:sz w:val="28"/>
-          <w:szCs w:val="28"/>
-        </w:rPr>
-        <w:t xml:space="preserve">, create an array of Faces that’s initialized with the names of the constants in the Face </w:t>
-      </w:r>
-      <w:proofErr w:type="spellStart"/>
-      <w:r>
-        <w:rPr>
-          <w:sz w:val="28"/>
-          <w:szCs w:val="28"/>
-        </w:rPr>
-        <w:t>enum</w:t>
-      </w:r>
-      <w:proofErr w:type="spellEnd"/>
-      <w:r>
-        <w:rPr>
-          <w:sz w:val="28"/>
-          <w:szCs w:val="28"/>
-        </w:rPr>
-        <w:t xml:space="preserve"> type and an array of Suits that’s initialized with the names of the constants in the Suit </w:t>
-      </w:r>
-      <w:proofErr w:type="spellStart"/>
-      <w:r>
-        <w:rPr>
-          <w:sz w:val="28"/>
-          <w:szCs w:val="28"/>
-        </w:rPr>
-        <w:t>enum</w:t>
-      </w:r>
-      <w:proofErr w:type="spellEnd"/>
-      <w:r>
-        <w:rPr>
-          <w:sz w:val="28"/>
-          <w:szCs w:val="28"/>
-        </w:rPr>
-        <w:t xml:space="preserve"> type. [Note: When you output an </w:t>
-      </w:r>
-      <w:proofErr w:type="spellStart"/>
-      <w:r>
-        <w:rPr>
-          <w:sz w:val="28"/>
-          <w:szCs w:val="28"/>
-        </w:rPr>
-        <w:t>enum</w:t>
-      </w:r>
-      <w:proofErr w:type="spellEnd"/>
-      <w:r>
-        <w:rPr>
-          <w:sz w:val="28"/>
-          <w:szCs w:val="28"/>
-        </w:rPr>
-        <w:t xml:space="preserve"> constant as a String, the name of the constant is displayed.] </w:t>
-      </w:r>
-    </w:p>
-    <w:p>
-      <w:pPr>
-        <w:rPr>
-          <w:sz w:val="28"/>
-          <w:szCs w:val="28"/>
-        </w:rPr>
-      </w:pPr>
-    </w:p>
-    <w:p>
-      <w:pPr>
-        <w:rPr>
-          <w:b/>
-          <w:bCs/>
-          <w:sz w:val="28"/>
-          <w:szCs w:val="28"/>
-        </w:rPr>
-      </w:pPr>
-      <w:r>
-        <w:rPr>
-          <w:b/>
+      </w:pPr>
+      <w:r>
+        <w:rPr>
           <w:bCs/>
           <w:sz w:val="28"/>
           <w:szCs w:val="28"/>
@@ -609,7 +600,6 @@
       </w:pPr>
       <w:r>
         <w:rPr>
-          <w:b/>
           <w:bCs/>
           <w:sz w:val="36"/>
           <w:szCs w:val="36"/>
